--- a/hit-catalogue/catalogue_summary.docx
+++ b/hit-catalogue/catalogue_summary.docx
@@ -26,7 +26,7 @@
           <w:b/>
           <w:rtl/>
         </w:rPr>
-        <w:t>מערכות בינה מלאכותית מודרניות: פיתוח, הטמעה ותפעול</w:t>
+        <w:t>הנדסת מערכות בינה מלאכותית</w:t>
       </w:r>
     </w:p>
     <w:p>
@@ -34,7 +34,7 @@
         <w:jc w:val="left"/>
       </w:pPr>
       <w:r>
-        <w:t>Modern AI Systems: Development, Deployment and Operations</w:t>
+        <w:t>AI Systems Engineering</w:t>
       </w:r>
     </w:p>
     <w:p>
@@ -117,7 +117,7 @@
         <w:rPr>
           <w:b/>
         </w:rPr>
-        <w:t>Modern AI Systems: Development, Deployment and Operations</w:t>
+        <w:t>AI Systems Engineering</w:t>
       </w:r>
     </w:p>
     <w:p>

--- a/hit-catalogue/catalogue_summary.docx
+++ b/hit-catalogue/catalogue_summary.docx
@@ -34,7 +34,7 @@
         <w:jc w:val="left"/>
       </w:pPr>
       <w:r>
-        <w:t>AI Systems Engineering</w:t>
+        <w:t>Engineering of AI Systems</w:t>
       </w:r>
     </w:p>
     <w:p>
@@ -117,7 +117,7 @@
         <w:rPr>
           <w:b/>
         </w:rPr>
-        <w:t>AI Systems Engineering</w:t>
+        <w:t>Engineering of AI Systems</w:t>
       </w:r>
     </w:p>
     <w:p>
